--- a/klagomål/A 43591-2021 FSC-klagomål.docx
+++ b/klagomål/A 43591-2021 FSC-klagomål.docx
@@ -756,7 +756,7 @@
     <w:r>
       <w:tab/>
       <w:tab/>
-      <w:t>2026-08-15</w:t>
+      <w:t>2026-08-16</w:t>
       <w:br/>
       <w:br/>
     </w:r>

--- a/klagomål/A 43591-2021 FSC-klagomål.docx
+++ b/klagomål/A 43591-2021 FSC-klagomål.docx
@@ -756,7 +756,7 @@
     <w:r>
       <w:tab/>
       <w:tab/>
-      <w:t>2026-08-16</w:t>
+      <w:t>2026-08-17</w:t>
       <w:br/>
       <w:br/>
     </w:r>

--- a/klagomål/A 43591-2021 FSC-klagomål.docx
+++ b/klagomål/A 43591-2021 FSC-klagomål.docx
@@ -756,7 +756,7 @@
     <w:r>
       <w:tab/>
       <w:tab/>
-      <w:t>2026-08-17</w:t>
+      <w:t>2026-08-18</w:t>
       <w:br/>
       <w:br/>
     </w:r>

--- a/klagomål/A 43591-2021 FSC-klagomål.docx
+++ b/klagomål/A 43591-2021 FSC-klagomål.docx
@@ -756,7 +756,7 @@
     <w:r>
       <w:tab/>
       <w:tab/>
-      <w:t>2026-08-18</w:t>
+      <w:t>2026-08-19</w:t>
       <w:br/>
       <w:br/>
     </w:r>

--- a/klagomål/A 43591-2021 FSC-klagomål.docx
+++ b/klagomål/A 43591-2021 FSC-klagomål.docx
@@ -756,7 +756,7 @@
     <w:r>
       <w:tab/>
       <w:tab/>
-      <w:t>2026-08-19</w:t>
+      <w:t>2026-08-20</w:t>
       <w:br/>
       <w:br/>
     </w:r>

--- a/klagomål/A 43591-2021 FSC-klagomål.docx
+++ b/klagomål/A 43591-2021 FSC-klagomål.docx
@@ -756,7 +756,7 @@
     <w:r>
       <w:tab/>
       <w:tab/>
-      <w:t>2026-08-20</w:t>
+      <w:t>2026-08-21</w:t>
       <w:br/>
       <w:br/>
     </w:r>

--- a/klagomål/A 43591-2021 FSC-klagomål.docx
+++ b/klagomål/A 43591-2021 FSC-klagomål.docx
@@ -756,7 +756,7 @@
     <w:r>
       <w:tab/>
       <w:tab/>
-      <w:t>2026-08-21</w:t>
+      <w:t>2026-08-22</w:t>
       <w:br/>
       <w:br/>
     </w:r>

--- a/klagomål/A 43591-2021 FSC-klagomål.docx
+++ b/klagomål/A 43591-2021 FSC-klagomål.docx
@@ -756,7 +756,7 @@
     <w:r>
       <w:tab/>
       <w:tab/>
-      <w:t>2026-08-22</w:t>
+      <w:t>2026-08-23</w:t>
       <w:br/>
       <w:br/>
     </w:r>

--- a/klagomål/A 43591-2021 FSC-klagomål.docx
+++ b/klagomål/A 43591-2021 FSC-klagomål.docx
@@ -756,7 +756,7 @@
     <w:r>
       <w:tab/>
       <w:tab/>
-      <w:t>2026-08-23</w:t>
+      <w:t>2026-08-24</w:t>
       <w:br/>
       <w:br/>
     </w:r>

--- a/klagomål/A 43591-2021 FSC-klagomål.docx
+++ b/klagomål/A 43591-2021 FSC-klagomål.docx
@@ -756,7 +756,7 @@
     <w:r>
       <w:tab/>
       <w:tab/>
-      <w:t>2026-08-24</w:t>
+      <w:t>2026-08-25</w:t>
       <w:br/>
       <w:br/>
     </w:r>
